--- a/referats/Экономика_Задание_04_Равновесная_цена.docx
+++ b/referats/Экономика_Задание_04_Равновесная_цена.docx
@@ -187,7 +187,7 @@
           <w:b w:val="0"/>
           <w:sz w:val="28"/>
         </w:rPr>
-        <w:t>студенты гр. ……..</w:t>
+        <w:t>студенты гр. ПИ-Б24-1</w:t>
       </w:r>
     </w:p>
     <w:p>

--- a/referats/Экономика_Задание_04_Равновесная_цена.docx
+++ b/referats/Экономика_Задание_04_Равновесная_цена.docx
@@ -87,7 +87,7 @@
           <w:b w:val="0"/>
           <w:sz w:val="28"/>
         </w:rPr>
-        <w:t>Дисциплина: «Экономическая теория»</w:t>
+        <w:t>Дисциплина: «Экономика»</w:t>
       </w:r>
     </w:p>
     <w:p>
@@ -112,7 +112,7 @@
           <w:b w:val="0"/>
           <w:sz w:val="28"/>
         </w:rPr>
-        <w:t>Реферат к зачету</w:t>
+        <w:t>Задача</w:t>
       </w:r>
     </w:p>
     <w:p>
@@ -125,7 +125,7 @@
           <w:b w:val="0"/>
           <w:sz w:val="28"/>
         </w:rPr>
-        <w:t>Тема реферата: Равновесная цена при изменении предложения</w:t>
+        <w:t>Тема: Равновесная цена</w:t>
       </w:r>
     </w:p>
     <w:p>
@@ -287,7 +287,7 @@
       <w:pPr>
         <w:spacing w:lineRule="auto" w:line="360" w:after="120"/>
         <w:ind w:firstLine="0"/>
-        <w:jc w:val="center"/>
+        <w:jc w:val="both"/>
       </w:pPr>
       <w:r>
         <w:rPr>
@@ -295,14 +295,14 @@
           <w:b/>
           <w:sz w:val="28"/>
         </w:rPr>
-        <w:t>Содержание</w:t>
+        <w:t>Условие задачи</w:t>
       </w:r>
     </w:p>
     <w:p>
       <w:pPr>
         <w:spacing w:lineRule="auto" w:line="360" w:after="0"/>
-        <w:ind w:firstLine="0"/>
-        <w:jc w:val="left"/>
+        <w:ind w:firstLine="709"/>
+        <w:jc w:val="both"/>
       </w:pPr>
       <w:r>
         <w:rPr>
@@ -310,14 +310,14 @@
           <w:b w:val="0"/>
           <w:sz w:val="28"/>
         </w:rPr>
-        <w:t>Введение</w:t>
+        <w:t>Спрос: Q = 30 − 3P. Предложение: Q = 10 + P.</w:t>
       </w:r>
     </w:p>
     <w:p>
       <w:pPr>
         <w:spacing w:lineRule="auto" w:line="360" w:after="0"/>
-        <w:ind w:firstLine="0"/>
-        <w:jc w:val="left"/>
+        <w:ind w:firstLine="709"/>
+        <w:jc w:val="both"/>
       </w:pPr>
       <w:r>
         <w:rPr>
@@ -325,72 +325,7 @@
           <w:b w:val="0"/>
           <w:sz w:val="28"/>
         </w:rPr>
-        <w:t>1. Факторы сдвига кривой предложения</w:t>
-      </w:r>
-    </w:p>
-    <w:p>
-      <w:pPr>
-        <w:spacing w:lineRule="auto" w:line="360" w:after="0"/>
-        <w:ind w:firstLine="0"/>
-        <w:jc w:val="left"/>
-      </w:pPr>
-      <w:r>
-        <w:rPr>
-          <w:rFonts w:ascii="Times New Roman" w:hAnsi="Times New Roman" w:eastAsia="Times New Roman"/>
-          <w:b w:val="0"/>
-          <w:sz w:val="28"/>
-        </w:rPr>
-        <w:t>2. Решение задачи</w:t>
-      </w:r>
-    </w:p>
-    <w:p>
-      <w:pPr>
-        <w:spacing w:lineRule="auto" w:line="360" w:after="0"/>
-        <w:ind w:firstLine="0"/>
-        <w:jc w:val="left"/>
-      </w:pPr>
-      <w:r>
-        <w:rPr>
-          <w:rFonts w:ascii="Times New Roman" w:hAnsi="Times New Roman" w:eastAsia="Times New Roman"/>
-          <w:b w:val="0"/>
-          <w:sz w:val="28"/>
-        </w:rPr>
-        <w:t>3. Экономический смысл результата</w:t>
-      </w:r>
-    </w:p>
-    <w:p>
-      <w:pPr>
-        <w:spacing w:lineRule="auto" w:line="360" w:after="0"/>
-        <w:ind w:firstLine="0"/>
-        <w:jc w:val="left"/>
-      </w:pPr>
-      <w:r>
-        <w:rPr>
-          <w:rFonts w:ascii="Times New Roman" w:hAnsi="Times New Roman" w:eastAsia="Times New Roman"/>
-          <w:b w:val="0"/>
-          <w:sz w:val="28"/>
-        </w:rPr>
-        <w:t>Заключение</w:t>
-      </w:r>
-    </w:p>
-    <w:p>
-      <w:pPr>
-        <w:spacing w:lineRule="auto" w:line="360" w:after="0"/>
-        <w:ind w:firstLine="0"/>
-        <w:jc w:val="left"/>
-      </w:pPr>
-      <w:r>
-        <w:rPr>
-          <w:rFonts w:ascii="Times New Roman" w:hAnsi="Times New Roman" w:eastAsia="Times New Roman"/>
-          <w:b w:val="0"/>
-          <w:sz w:val="28"/>
-        </w:rPr>
-        <w:t>Список литературы</w:t>
-      </w:r>
-    </w:p>
-    <w:p>
-      <w:r>
-        <w:br w:type="page"/>
+        <w:t>Какими будут равновесная цена и количество, если предложение увеличится в полтора раза?</w:t>
       </w:r>
     </w:p>
     <w:p>
@@ -405,7 +340,7 @@
           <w:b/>
           <w:sz w:val="28"/>
         </w:rPr>
-        <w:t>Введение</w:t>
+        <w:t>Решение</w:t>
       </w:r>
     </w:p>
     <w:p>
@@ -420,7 +355,7 @@
           <w:b w:val="0"/>
           <w:sz w:val="28"/>
         </w:rPr>
-        <w:t>Экономическая теория изучает закономерности функционирования рыночной системы и механизмы принятия решений экономическими субъектами. Понимание базовых категорий микро- и макроэкономики необходимо для анализа реальных рыночных процессов, оценки последствий государственного вмешательства и прогнозирования поведения потребителей и производителей.</w:t>
+        <w:t>Новое предложение: Qs' = 1,5(10 + P) = 15 + 1,5P.</w:t>
       </w:r>
     </w:p>
     <w:p>
@@ -435,7 +370,7 @@
           <w:b w:val="0"/>
           <w:sz w:val="28"/>
         </w:rPr>
-        <w:t>В современных условиях российская экономика сочетает элементы рыночной конкуренции с активной ролью государства. Это предопределяет повышенное значение анализа спроса и предложения, эластичности, рыночного равновесия и бюджетной политики. Теоретические положения, рассмотренные в настоящей работе, позволяют системно подойти к решению практических задач и сформировать целостное представление об исследуемой проблеме.</w:t>
+        <w:t>30 − 3P = 15 + 1,5P → 15 = 4,5P → P* ≈ 3,33 ден. ед.</w:t>
       </w:r>
     </w:p>
     <w:p>
@@ -450,7 +385,7 @@
           <w:b w:val="0"/>
           <w:sz w:val="28"/>
         </w:rPr>
-        <w:t>Цель реферата — раскрыть теоретическое содержание темы, показать практическое значение рассматриваемых категорий и продемонстрировать умение применять экономический аппарат при решении конкретных задач. В работе использованы положения отечественных и зарубежных учебников по экономической теории, а также нормативные акты, регулирующие экономические отношения в Российской Федерации.</w:t>
+        <w:t>Q* = 30 − 3·3,33 ≈ 20 кг.</w:t>
       </w:r>
     </w:p>
     <w:p>
@@ -465,1477 +400,7 @@
           <w:b w:val="0"/>
           <w:sz w:val="28"/>
         </w:rPr>
-        <w:t>Анализ рассматриваемых экономических категорий позволяет глубже понять логику рыночного механизма. Теоретические модели, несмотря на упрощения, дают ценные ориентиры для интерпретации реальных данных и оценки экономической политики.</w:t>
-      </w:r>
-    </w:p>
-    <w:p>
-      <w:pPr>
-        <w:spacing w:lineRule="auto" w:line="360" w:after="0"/>
-        <w:ind w:firstLine="709"/>
-        <w:jc w:val="both"/>
-      </w:pPr>
-      <w:r>
-        <w:rPr>
-          <w:rFonts w:ascii="Times New Roman" w:hAnsi="Times New Roman" w:eastAsia="Times New Roman"/>
-          <w:b w:val="0"/>
-          <w:sz w:val="28"/>
-        </w:rPr>
-        <w:t>В условиях глобализации и цифровизации экономики традиционные представления о спросе, предложении и равновесии дополняются новыми факторами: электронной коммерцией, платформенными рынками, алгоритмическим ценообразованием.</w:t>
-      </w:r>
-    </w:p>
-    <w:p>
-      <w:pPr>
-        <w:spacing w:lineRule="auto" w:line="360" w:after="0"/>
-        <w:ind w:firstLine="709"/>
-        <w:jc w:val="both"/>
-      </w:pPr>
-      <w:r>
-        <w:rPr>
-          <w:rFonts w:ascii="Times New Roman" w:hAnsi="Times New Roman" w:eastAsia="Times New Roman"/>
-          <w:b w:val="0"/>
-          <w:sz w:val="28"/>
-        </w:rPr>
-        <w:t>Российская экономика характеризуется сочетанием рыночных институтов с сильной ролью государства. Это требует особого внимания к вопросам бюджетной устойчивости, инфляции и социальной защиты населения.</w:t>
-      </w:r>
-    </w:p>
-    <w:p>
-      <w:pPr>
-        <w:spacing w:lineRule="auto" w:line="360" w:after="0"/>
-        <w:ind w:firstLine="709"/>
-        <w:jc w:val="both"/>
-      </w:pPr>
-      <w:r>
-        <w:rPr>
-          <w:rFonts w:ascii="Times New Roman" w:hAnsi="Times New Roman" w:eastAsia="Times New Roman"/>
-          <w:b w:val="0"/>
-          <w:sz w:val="28"/>
-        </w:rPr>
-        <w:t>Практическое применение экономического анализа находит отражение в деятельности предприятий, банков, государственных органов и международных организаций. Без понимания базовых закономерностей невозможно принимать обоснованные управленческие решения.</w:t>
-      </w:r>
-    </w:p>
-    <w:p>
-      <w:pPr>
-        <w:spacing w:lineRule="auto" w:line="360" w:after="0"/>
-        <w:ind w:firstLine="709"/>
-        <w:jc w:val="both"/>
-      </w:pPr>
-      <w:r>
-        <w:rPr>
-          <w:rFonts w:ascii="Times New Roman" w:hAnsi="Times New Roman" w:eastAsia="Times New Roman"/>
-          <w:b w:val="0"/>
-          <w:sz w:val="28"/>
-        </w:rPr>
-        <w:t>Анализ рассматриваемых экономических категорий позволяет глубже понять логику рыночного механизма. Теоретические модели, несмотря на упрощения, дают ценные ориентиры для интерпретации реальных данных и оценки экономической политики.</w:t>
-      </w:r>
-    </w:p>
-    <w:p>
-      <w:pPr>
-        <w:spacing w:lineRule="auto" w:line="360" w:after="0"/>
-        <w:ind w:firstLine="709"/>
-        <w:jc w:val="both"/>
-      </w:pPr>
-      <w:r>
-        <w:rPr>
-          <w:rFonts w:ascii="Times New Roman" w:hAnsi="Times New Roman" w:eastAsia="Times New Roman"/>
-          <w:b w:val="0"/>
-          <w:sz w:val="28"/>
-        </w:rPr>
-        <w:t>В условиях глобализации и цифровизации экономики традиционные представления о спросе, предложении и равновесии дополняются новыми факторами: электронной коммерцией, платформенными рынками, алгоритмическим ценообразованием.</w:t>
-      </w:r>
-    </w:p>
-    <w:p>
-      <w:pPr>
-        <w:spacing w:lineRule="auto" w:line="360" w:after="0"/>
-        <w:ind w:firstLine="709"/>
-        <w:jc w:val="both"/>
-      </w:pPr>
-      <w:r>
-        <w:rPr>
-          <w:rFonts w:ascii="Times New Roman" w:hAnsi="Times New Roman" w:eastAsia="Times New Roman"/>
-          <w:b w:val="0"/>
-          <w:sz w:val="28"/>
-        </w:rPr>
-        <w:t>Российская экономика характеризуется сочетанием рыночных институтов с сильной ролью государства. Это требует особого внимания к вопросам бюджетной устойчивости, инфляции и социальной защиты населения.</w:t>
-      </w:r>
-    </w:p>
-    <w:p>
-      <w:pPr>
-        <w:spacing w:lineRule="auto" w:line="360" w:after="0"/>
-        <w:ind w:firstLine="709"/>
-        <w:jc w:val="both"/>
-      </w:pPr>
-      <w:r>
-        <w:rPr>
-          <w:rFonts w:ascii="Times New Roman" w:hAnsi="Times New Roman" w:eastAsia="Times New Roman"/>
-          <w:b w:val="0"/>
-          <w:sz w:val="28"/>
-        </w:rPr>
-        <w:t>Практическое применение экономического анализа находит отражение в деятельности предприятий, банков, государственных органов и международных организаций. Без понимания базовых закономерностей невозможно принимать обоснованные управленческие решения.</w:t>
-      </w:r>
-    </w:p>
-    <w:p>
-      <w:pPr>
-        <w:spacing w:lineRule="auto" w:line="360" w:after="0"/>
-        <w:ind w:firstLine="709"/>
-        <w:jc w:val="both"/>
-      </w:pPr>
-      <w:r>
-        <w:rPr>
-          <w:rFonts w:ascii="Times New Roman" w:hAnsi="Times New Roman" w:eastAsia="Times New Roman"/>
-          <w:b w:val="0"/>
-          <w:sz w:val="28"/>
-        </w:rPr>
-        <w:t>Анализ рассматриваемых экономических категорий позволяет глубже понять логику рыночного механизма. Теоретические модели, несмотря на упрощения, дают ценные ориентиры для интерпретации реальных данных и оценки экономической политики.</w:t>
-      </w:r>
-    </w:p>
-    <w:p>
-      <w:pPr>
-        <w:spacing w:lineRule="auto" w:line="360" w:after="0"/>
-        <w:ind w:firstLine="709"/>
-        <w:jc w:val="both"/>
-      </w:pPr>
-      <w:r>
-        <w:rPr>
-          <w:rFonts w:ascii="Times New Roman" w:hAnsi="Times New Roman" w:eastAsia="Times New Roman"/>
-          <w:b w:val="0"/>
-          <w:sz w:val="28"/>
-        </w:rPr>
-        <w:t>В условиях глобализации и цифровизации экономики традиционные представления о спросе, предложении и равновесии дополняются новыми факторами: электронной коммерцией, платформенными рынками, алгоритмическим ценообразованием.</w:t>
-      </w:r>
-    </w:p>
-    <w:p>
-      <w:pPr>
-        <w:spacing w:lineRule="auto" w:line="360" w:after="0"/>
-        <w:ind w:firstLine="709"/>
-        <w:jc w:val="both"/>
-      </w:pPr>
-      <w:r>
-        <w:rPr>
-          <w:rFonts w:ascii="Times New Roman" w:hAnsi="Times New Roman" w:eastAsia="Times New Roman"/>
-          <w:b w:val="0"/>
-          <w:sz w:val="28"/>
-        </w:rPr>
-        <w:t>Российская экономика характеризуется сочетанием рыночных институтов с сильной ролью государства. Это требует особого внимания к вопросам бюджетной устойчивости, инфляции и социальной защиты населения.</w:t>
-      </w:r>
-    </w:p>
-    <w:p>
-      <w:pPr>
-        <w:spacing w:lineRule="auto" w:line="360" w:after="0"/>
-        <w:ind w:firstLine="709"/>
-        <w:jc w:val="both"/>
-      </w:pPr>
-      <w:r>
-        <w:rPr>
-          <w:rFonts w:ascii="Times New Roman" w:hAnsi="Times New Roman" w:eastAsia="Times New Roman"/>
-          <w:b w:val="0"/>
-          <w:sz w:val="28"/>
-        </w:rPr>
-        <w:t>Практическое применение экономического анализа находит отражение в деятельности предприятий, банков, государственных органов и международных организаций. Без понимания базовых закономерностей невозможно принимать обоснованные управленческие решения.</w:t>
-      </w:r>
-    </w:p>
-    <w:p>
-      <w:pPr>
-        <w:spacing w:lineRule="auto" w:line="360" w:after="0"/>
-        <w:ind w:firstLine="709"/>
-        <w:jc w:val="both"/>
-      </w:pPr>
-      <w:r>
-        <w:rPr>
-          <w:rFonts w:ascii="Times New Roman" w:hAnsi="Times New Roman" w:eastAsia="Times New Roman"/>
-          <w:b w:val="0"/>
-          <w:sz w:val="28"/>
-        </w:rPr>
-        <w:t>Анализ рассматриваемых экономических категорий позволяет глубже понять логику рыночного механизма. Теоретические модели, несмотря на упрощения, дают ценные ориентиры для интерпретации реальных данных и оценки экономической политики.</w:t>
-      </w:r>
-    </w:p>
-    <w:p>
-      <w:pPr>
-        <w:spacing w:lineRule="auto" w:line="360" w:after="0"/>
-        <w:ind w:firstLine="709"/>
-        <w:jc w:val="both"/>
-      </w:pPr>
-      <w:r>
-        <w:rPr>
-          <w:rFonts w:ascii="Times New Roman" w:hAnsi="Times New Roman" w:eastAsia="Times New Roman"/>
-          <w:b w:val="0"/>
-          <w:sz w:val="28"/>
-        </w:rPr>
-        <w:t>В условиях глобализации и цифровизации экономики традиционные представления о спросе, предложении и равновесии дополняются новыми факторами: электронной коммерцией, платформенными рынками, алгоритмическим ценообразованием.</w:t>
-      </w:r>
-    </w:p>
-    <w:p>
-      <w:pPr>
-        <w:spacing w:lineRule="auto" w:line="360" w:after="0"/>
-        <w:ind w:firstLine="709"/>
-        <w:jc w:val="both"/>
-      </w:pPr>
-      <w:r>
-        <w:rPr>
-          <w:rFonts w:ascii="Times New Roman" w:hAnsi="Times New Roman" w:eastAsia="Times New Roman"/>
-          <w:b w:val="0"/>
-          <w:sz w:val="28"/>
-        </w:rPr>
-        <w:t>Российская экономика характеризуется сочетанием рыночных институтов с сильной ролью государства. Это требует особого внимания к вопросам бюджетной устойчивости, инфляции и социальной защиты населения.</w:t>
-      </w:r>
-    </w:p>
-    <w:p>
-      <w:pPr>
-        <w:spacing w:lineRule="auto" w:line="360" w:after="0"/>
-        <w:ind w:firstLine="709"/>
-        <w:jc w:val="both"/>
-      </w:pPr>
-      <w:r>
-        <w:rPr>
-          <w:rFonts w:ascii="Times New Roman" w:hAnsi="Times New Roman" w:eastAsia="Times New Roman"/>
-          <w:b w:val="0"/>
-          <w:sz w:val="28"/>
-        </w:rPr>
-        <w:t>Практическое применение экономического анализа находит отражение в деятельности предприятий, банков, государственных органов и международных организаций. Без понимания базовых закономерностей невозможно принимать обоснованные управленческие решения.</w:t>
-      </w:r>
-    </w:p>
-    <w:p>
-      <w:pPr>
-        <w:spacing w:lineRule="auto" w:line="360" w:after="120"/>
-        <w:ind w:firstLine="0"/>
-        <w:jc w:val="both"/>
-      </w:pPr>
-      <w:r>
-        <w:rPr>
-          <w:rFonts w:ascii="Times New Roman" w:hAnsi="Times New Roman" w:eastAsia="Times New Roman"/>
-          <w:b/>
-          <w:sz w:val="28"/>
-        </w:rPr>
-        <w:t>1. Факторы сдвига кривой предложения</w:t>
-      </w:r>
-    </w:p>
-    <w:p>
-      <w:pPr>
-        <w:spacing w:lineRule="auto" w:line="360" w:after="0"/>
-        <w:ind w:firstLine="709"/>
-        <w:jc w:val="both"/>
-      </w:pPr>
-      <w:r>
-        <w:rPr>
-          <w:rFonts w:ascii="Times New Roman" w:hAnsi="Times New Roman" w:eastAsia="Times New Roman"/>
-          <w:b w:val="0"/>
-          <w:sz w:val="28"/>
-        </w:rPr>
-        <w:t>Равновесная цена и количество определяются взаимодействием спроса и предложения. Изменение любого из факторов, кроме собственной цены товара, вызывает сдвиг соответствующей кривой.</w:t>
-      </w:r>
-    </w:p>
-    <w:p>
-      <w:pPr>
-        <w:spacing w:lineRule="auto" w:line="360" w:after="0"/>
-        <w:ind w:firstLine="709"/>
-        <w:jc w:val="both"/>
-      </w:pPr>
-      <w:r>
-        <w:rPr>
-          <w:rFonts w:ascii="Times New Roman" w:hAnsi="Times New Roman" w:eastAsia="Times New Roman"/>
-          <w:b w:val="0"/>
-          <w:sz w:val="28"/>
-        </w:rPr>
-        <w:t>К факторам, увеличивающим предложение, относятся: снижение цен на ресурсы, технологический прогресс, уменьшение налогов на производителей, рост числа продавцов, благоприятные ожидания.</w:t>
-      </w:r>
-    </w:p>
-    <w:p>
-      <w:pPr>
-        <w:spacing w:lineRule="auto" w:line="360" w:after="0"/>
-        <w:ind w:firstLine="709"/>
-        <w:jc w:val="both"/>
-      </w:pPr>
-      <w:r>
-        <w:rPr>
-          <w:rFonts w:ascii="Times New Roman" w:hAnsi="Times New Roman" w:eastAsia="Times New Roman"/>
-          <w:b w:val="0"/>
-          <w:sz w:val="28"/>
-        </w:rPr>
-        <w:t>Увеличение предложения при неизменном спросе приводит к снижению равновесной цены и росту равновесного количества. Это отражает закон рыночного механизма: избыток предложения создаёт давление на снижение цен.</w:t>
-      </w:r>
-    </w:p>
-    <w:p>
-      <w:pPr>
-        <w:spacing w:lineRule="auto" w:line="360" w:after="0"/>
-        <w:ind w:firstLine="709"/>
-        <w:jc w:val="both"/>
-      </w:pPr>
-      <w:r>
-        <w:rPr>
-          <w:rFonts w:ascii="Times New Roman" w:hAnsi="Times New Roman" w:eastAsia="Times New Roman"/>
-          <w:b w:val="0"/>
-          <w:sz w:val="28"/>
-        </w:rPr>
-        <w:t>В условиях глобализации и цифровизации экономики традиционные представления о спросе, предложении и равновесии дополняются новыми факторами: электронной коммерцией, платформенными рынками, алгоритмическим ценообразованием.</w:t>
-      </w:r>
-    </w:p>
-    <w:p>
-      <w:pPr>
-        <w:spacing w:lineRule="auto" w:line="360" w:after="0"/>
-        <w:ind w:firstLine="709"/>
-        <w:jc w:val="both"/>
-      </w:pPr>
-      <w:r>
-        <w:rPr>
-          <w:rFonts w:ascii="Times New Roman" w:hAnsi="Times New Roman" w:eastAsia="Times New Roman"/>
-          <w:b w:val="0"/>
-          <w:sz w:val="28"/>
-        </w:rPr>
-        <w:t>Российская экономика характеризуется сочетанием рыночных институтов с сильной ролью государства. Это требует особого внимания к вопросам бюджетной устойчивости, инфляции и социальной защиты населения.</w:t>
-      </w:r>
-    </w:p>
-    <w:p>
-      <w:pPr>
-        <w:spacing w:lineRule="auto" w:line="360" w:after="0"/>
-        <w:ind w:firstLine="709"/>
-        <w:jc w:val="both"/>
-      </w:pPr>
-      <w:r>
-        <w:rPr>
-          <w:rFonts w:ascii="Times New Roman" w:hAnsi="Times New Roman" w:eastAsia="Times New Roman"/>
-          <w:b w:val="0"/>
-          <w:sz w:val="28"/>
-        </w:rPr>
-        <w:t>Практическое применение экономического анализа находит отражение в деятельности предприятий, банков, государственных органов и международных организаций. Без понимания базовых закономерностей невозможно принимать обоснованные управленческие решения.</w:t>
-      </w:r>
-    </w:p>
-    <w:p>
-      <w:pPr>
-        <w:spacing w:lineRule="auto" w:line="360" w:after="0"/>
-        <w:ind w:firstLine="709"/>
-        <w:jc w:val="both"/>
-      </w:pPr>
-      <w:r>
-        <w:rPr>
-          <w:rFonts w:ascii="Times New Roman" w:hAnsi="Times New Roman" w:eastAsia="Times New Roman"/>
-          <w:b w:val="0"/>
-          <w:sz w:val="28"/>
-        </w:rPr>
-        <w:t>Анализ рассматриваемых экономических категорий позволяет глубже понять логику рыночного механизма. Теоретические модели, несмотря на упрощения, дают ценные ориентиры для интерпретации реальных данных и оценки экономической политики.</w:t>
-      </w:r>
-    </w:p>
-    <w:p>
-      <w:pPr>
-        <w:spacing w:lineRule="auto" w:line="360" w:after="0"/>
-        <w:ind w:firstLine="709"/>
-        <w:jc w:val="both"/>
-      </w:pPr>
-      <w:r>
-        <w:rPr>
-          <w:rFonts w:ascii="Times New Roman" w:hAnsi="Times New Roman" w:eastAsia="Times New Roman"/>
-          <w:b w:val="0"/>
-          <w:sz w:val="28"/>
-        </w:rPr>
-        <w:t>В условиях глобализации и цифровизации экономики традиционные представления о спросе, предложении и равновесии дополняются новыми факторами: электронной коммерцией, платформенными рынками, алгоритмическим ценообразованием.</w:t>
-      </w:r>
-    </w:p>
-    <w:p>
-      <w:pPr>
-        <w:spacing w:lineRule="auto" w:line="360" w:after="0"/>
-        <w:ind w:firstLine="709"/>
-        <w:jc w:val="both"/>
-      </w:pPr>
-      <w:r>
-        <w:rPr>
-          <w:rFonts w:ascii="Times New Roman" w:hAnsi="Times New Roman" w:eastAsia="Times New Roman"/>
-          <w:b w:val="0"/>
-          <w:sz w:val="28"/>
-        </w:rPr>
-        <w:t>Российская экономика характеризуется сочетанием рыночных институтов с сильной ролью государства. Это требует особого внимания к вопросам бюджетной устойчивости, инфляции и социальной защиты населения.</w:t>
-      </w:r>
-    </w:p>
-    <w:p>
-      <w:pPr>
-        <w:spacing w:lineRule="auto" w:line="360" w:after="0"/>
-        <w:ind w:firstLine="709"/>
-        <w:jc w:val="both"/>
-      </w:pPr>
-      <w:r>
-        <w:rPr>
-          <w:rFonts w:ascii="Times New Roman" w:hAnsi="Times New Roman" w:eastAsia="Times New Roman"/>
-          <w:b w:val="0"/>
-          <w:sz w:val="28"/>
-        </w:rPr>
-        <w:t>Практическое применение экономического анализа находит отражение в деятельности предприятий, банков, государственных органов и международных организаций. Без понимания базовых закономерностей невозможно принимать обоснованные управленческие решения.</w:t>
-      </w:r>
-    </w:p>
-    <w:p>
-      <w:pPr>
-        <w:spacing w:lineRule="auto" w:line="360" w:after="0"/>
-        <w:ind w:firstLine="709"/>
-        <w:jc w:val="both"/>
-      </w:pPr>
-      <w:r>
-        <w:rPr>
-          <w:rFonts w:ascii="Times New Roman" w:hAnsi="Times New Roman" w:eastAsia="Times New Roman"/>
-          <w:b w:val="0"/>
-          <w:sz w:val="28"/>
-        </w:rPr>
-        <w:t>Анализ рассматриваемых экономических категорий позволяет глубже понять логику рыночного механизма. Теоретические модели, несмотря на упрощения, дают ценные ориентиры для интерпретации реальных данных и оценки экономической политики.</w:t>
-      </w:r>
-    </w:p>
-    <w:p>
-      <w:pPr>
-        <w:spacing w:lineRule="auto" w:line="360" w:after="0"/>
-        <w:ind w:firstLine="709"/>
-        <w:jc w:val="both"/>
-      </w:pPr>
-      <w:r>
-        <w:rPr>
-          <w:rFonts w:ascii="Times New Roman" w:hAnsi="Times New Roman" w:eastAsia="Times New Roman"/>
-          <w:b w:val="0"/>
-          <w:sz w:val="28"/>
-        </w:rPr>
-        <w:t>В условиях глобализации и цифровизации экономики традиционные представления о спросе, предложении и равновесии дополняются новыми факторами: электронной коммерцией, платформенными рынками, алгоритмическим ценообразованием.</w:t>
-      </w:r>
-    </w:p>
-    <w:p>
-      <w:pPr>
-        <w:spacing w:lineRule="auto" w:line="360" w:after="0"/>
-        <w:ind w:firstLine="709"/>
-        <w:jc w:val="both"/>
-      </w:pPr>
-      <w:r>
-        <w:rPr>
-          <w:rFonts w:ascii="Times New Roman" w:hAnsi="Times New Roman" w:eastAsia="Times New Roman"/>
-          <w:b w:val="0"/>
-          <w:sz w:val="28"/>
-        </w:rPr>
-        <w:t>Российская экономика характеризуется сочетанием рыночных институтов с сильной ролью государства. Это требует особого внимания к вопросам бюджетной устойчивости, инфляции и социальной защиты населения.</w:t>
-      </w:r>
-    </w:p>
-    <w:p>
-      <w:pPr>
-        <w:spacing w:lineRule="auto" w:line="360" w:after="0"/>
-        <w:ind w:firstLine="709"/>
-        <w:jc w:val="both"/>
-      </w:pPr>
-      <w:r>
-        <w:rPr>
-          <w:rFonts w:ascii="Times New Roman" w:hAnsi="Times New Roman" w:eastAsia="Times New Roman"/>
-          <w:b w:val="0"/>
-          <w:sz w:val="28"/>
-        </w:rPr>
-        <w:t>Практическое применение экономического анализа находит отражение в деятельности предприятий, банков, государственных органов и международных организаций. Без понимания базовых закономерностей невозможно принимать обоснованные управленческие решения.</w:t>
-      </w:r>
-    </w:p>
-    <w:p>
-      <w:pPr>
-        <w:spacing w:lineRule="auto" w:line="360" w:after="0"/>
-        <w:ind w:firstLine="709"/>
-        <w:jc w:val="both"/>
-      </w:pPr>
-      <w:r>
-        <w:rPr>
-          <w:rFonts w:ascii="Times New Roman" w:hAnsi="Times New Roman" w:eastAsia="Times New Roman"/>
-          <w:b w:val="0"/>
-          <w:sz w:val="28"/>
-        </w:rPr>
-        <w:t>Анализ рассматриваемых экономических категорий позволяет глубже понять логику рыночного механизма. Теоретические модели, несмотря на упрощения, дают ценные ориентиры для интерпретации реальных данных и оценки экономической политики.</w:t>
-      </w:r>
-    </w:p>
-    <w:p>
-      <w:pPr>
-        <w:spacing w:lineRule="auto" w:line="360" w:after="0"/>
-        <w:ind w:firstLine="709"/>
-        <w:jc w:val="both"/>
-      </w:pPr>
-      <w:r>
-        <w:rPr>
-          <w:rFonts w:ascii="Times New Roman" w:hAnsi="Times New Roman" w:eastAsia="Times New Roman"/>
-          <w:b w:val="0"/>
-          <w:sz w:val="28"/>
-        </w:rPr>
-        <w:t>В условиях глобализации и цифровизации экономики традиционные представления о спросе, предложении и равновесии дополняются новыми факторами: электронной коммерцией, платформенными рынками, алгоритмическим ценообразованием.</w:t>
-      </w:r>
-    </w:p>
-    <w:p>
-      <w:pPr>
-        <w:spacing w:lineRule="auto" w:line="360" w:after="0"/>
-        <w:ind w:firstLine="709"/>
-        <w:jc w:val="both"/>
-      </w:pPr>
-      <w:r>
-        <w:rPr>
-          <w:rFonts w:ascii="Times New Roman" w:hAnsi="Times New Roman" w:eastAsia="Times New Roman"/>
-          <w:b w:val="0"/>
-          <w:sz w:val="28"/>
-        </w:rPr>
-        <w:t>Российская экономика характеризуется сочетанием рыночных институтов с сильной ролью государства. Это требует особого внимания к вопросам бюджетной устойчивости, инфляции и социальной защиты населения.</w:t>
-      </w:r>
-    </w:p>
-    <w:p>
-      <w:pPr>
-        <w:spacing w:lineRule="auto" w:line="360" w:after="0"/>
-        <w:ind w:firstLine="709"/>
-        <w:jc w:val="both"/>
-      </w:pPr>
-      <w:r>
-        <w:rPr>
-          <w:rFonts w:ascii="Times New Roman" w:hAnsi="Times New Roman" w:eastAsia="Times New Roman"/>
-          <w:b w:val="0"/>
-          <w:sz w:val="28"/>
-        </w:rPr>
-        <w:t>Практическое применение экономического анализа находит отражение в деятельности предприятий, банков, государственных органов и международных организаций. Без понимания базовых закономерностей невозможно принимать обоснованные управленческие решения.</w:t>
-      </w:r>
-    </w:p>
-    <w:p>
-      <w:pPr>
-        <w:spacing w:lineRule="auto" w:line="360" w:after="120"/>
-        <w:ind w:firstLine="0"/>
-        <w:jc w:val="both"/>
-      </w:pPr>
-      <w:r>
-        <w:rPr>
-          <w:rFonts w:ascii="Times New Roman" w:hAnsi="Times New Roman" w:eastAsia="Times New Roman"/>
-          <w:b/>
-          <w:sz w:val="28"/>
-        </w:rPr>
-        <w:t>2. Решение задачи</w:t>
-      </w:r>
-    </w:p>
-    <w:p>
-      <w:pPr>
-        <w:spacing w:lineRule="auto" w:line="360" w:after="0"/>
-        <w:ind w:firstLine="709"/>
-        <w:jc w:val="both"/>
-      </w:pPr>
-      <w:r>
-        <w:rPr>
-          <w:rFonts w:ascii="Times New Roman" w:hAnsi="Times New Roman" w:eastAsia="Times New Roman"/>
-          <w:b w:val="0"/>
-          <w:sz w:val="28"/>
-        </w:rPr>
-        <w:t>Исходные функции: Qd = 30 − 3P, Qs = 10 + P. После увеличения предложения в полтора раза: Qs' = 1,5 · (10 + P) = 15 + 1,5P.</w:t>
-      </w:r>
-    </w:p>
-    <w:p>
-      <w:pPr>
-        <w:spacing w:lineRule="auto" w:line="360" w:after="0"/>
-        <w:ind w:firstLine="709"/>
-        <w:jc w:val="both"/>
-      </w:pPr>
-      <w:r>
-        <w:rPr>
-          <w:rFonts w:ascii="Times New Roman" w:hAnsi="Times New Roman" w:eastAsia="Times New Roman"/>
-          <w:b w:val="0"/>
-          <w:sz w:val="28"/>
-        </w:rPr>
-        <w:t>Условие равновесия: 30 − 3P = 15 + 1,5P. Перенос: 30 − 15 = 3P + 1,5P, 15 = 4,5P. Равновесная цена P* = 15 / 4,5 ≈ 3,33 денежных единиц.</w:t>
-      </w:r>
-    </w:p>
-    <w:p>
-      <w:pPr>
-        <w:spacing w:lineRule="auto" w:line="360" w:after="0"/>
-        <w:ind w:firstLine="709"/>
-        <w:jc w:val="both"/>
-      </w:pPr>
-      <w:r>
-        <w:rPr>
-          <w:rFonts w:ascii="Times New Roman" w:hAnsi="Times New Roman" w:eastAsia="Times New Roman"/>
-          <w:b w:val="0"/>
-          <w:sz w:val="28"/>
-        </w:rPr>
-        <w:t>Равновесное количество: Q* = 30 − 3 · 3,33 ≈ 20 кг. Проверка: Qs' = 15 + 1,5 · 3,33 ≈ 20 кг.</w:t>
-      </w:r>
-    </w:p>
-    <w:p>
-      <w:pPr>
-        <w:spacing w:lineRule="auto" w:line="360" w:after="0"/>
-        <w:ind w:firstLine="709"/>
-        <w:jc w:val="both"/>
-      </w:pPr>
-      <w:r>
-        <w:rPr>
-          <w:rFonts w:ascii="Times New Roman" w:hAnsi="Times New Roman" w:eastAsia="Times New Roman"/>
-          <w:b w:val="0"/>
-          <w:sz w:val="28"/>
-        </w:rPr>
-        <w:t>Сравнение с исходным равновесием (P = 5, Q = 15): цена снизилась примерно на 33%, количество выросло на 33%. Рост предложения улучшил доступность товара для потребителей.</w:t>
-      </w:r>
-    </w:p>
-    <w:p>
-      <w:pPr>
-        <w:spacing w:lineRule="auto" w:line="360" w:after="0"/>
-        <w:ind w:firstLine="709"/>
-        <w:jc w:val="both"/>
-      </w:pPr>
-      <w:r>
-        <w:rPr>
-          <w:rFonts w:ascii="Times New Roman" w:hAnsi="Times New Roman" w:eastAsia="Times New Roman"/>
-          <w:b w:val="0"/>
-          <w:sz w:val="28"/>
-        </w:rPr>
-        <w:t>Российская экономика характеризуется сочетанием рыночных институтов с сильной ролью государства. Это требует особого внимания к вопросам бюджетной устойчивости, инфляции и социальной защиты населения.</w:t>
-      </w:r>
-    </w:p>
-    <w:p>
-      <w:pPr>
-        <w:spacing w:lineRule="auto" w:line="360" w:after="0"/>
-        <w:ind w:firstLine="709"/>
-        <w:jc w:val="both"/>
-      </w:pPr>
-      <w:r>
-        <w:rPr>
-          <w:rFonts w:ascii="Times New Roman" w:hAnsi="Times New Roman" w:eastAsia="Times New Roman"/>
-          <w:b w:val="0"/>
-          <w:sz w:val="28"/>
-        </w:rPr>
-        <w:t>Практическое применение экономического анализа находит отражение в деятельности предприятий, банков, государственных органов и международных организаций. Без понимания базовых закономерностей невозможно принимать обоснованные управленческие решения.</w:t>
-      </w:r>
-    </w:p>
-    <w:p>
-      <w:pPr>
-        <w:spacing w:lineRule="auto" w:line="360" w:after="0"/>
-        <w:ind w:firstLine="709"/>
-        <w:jc w:val="both"/>
-      </w:pPr>
-      <w:r>
-        <w:rPr>
-          <w:rFonts w:ascii="Times New Roman" w:hAnsi="Times New Roman" w:eastAsia="Times New Roman"/>
-          <w:b w:val="0"/>
-          <w:sz w:val="28"/>
-        </w:rPr>
-        <w:t>Анализ рассматриваемых экономических категорий позволяет глубже понять логику рыночного механизма. Теоретические модели, несмотря на упрощения, дают ценные ориентиры для интерпретации реальных данных и оценки экономической политики.</w:t>
-      </w:r>
-    </w:p>
-    <w:p>
-      <w:pPr>
-        <w:spacing w:lineRule="auto" w:line="360" w:after="0"/>
-        <w:ind w:firstLine="709"/>
-        <w:jc w:val="both"/>
-      </w:pPr>
-      <w:r>
-        <w:rPr>
-          <w:rFonts w:ascii="Times New Roman" w:hAnsi="Times New Roman" w:eastAsia="Times New Roman"/>
-          <w:b w:val="0"/>
-          <w:sz w:val="28"/>
-        </w:rPr>
-        <w:t>В условиях глобализации и цифровизации экономики традиционные представления о спросе, предложении и равновесии дополняются новыми факторами: электронной коммерцией, платформенными рынками, алгоритмическим ценообразованием.</w:t>
-      </w:r>
-    </w:p>
-    <w:p>
-      <w:pPr>
-        <w:spacing w:lineRule="auto" w:line="360" w:after="0"/>
-        <w:ind w:firstLine="709"/>
-        <w:jc w:val="both"/>
-      </w:pPr>
-      <w:r>
-        <w:rPr>
-          <w:rFonts w:ascii="Times New Roman" w:hAnsi="Times New Roman" w:eastAsia="Times New Roman"/>
-          <w:b w:val="0"/>
-          <w:sz w:val="28"/>
-        </w:rPr>
-        <w:t>Российская экономика характеризуется сочетанием рыночных институтов с сильной ролью государства. Это требует особого внимания к вопросам бюджетной устойчивости, инфляции и социальной защиты населения.</w:t>
-      </w:r>
-    </w:p>
-    <w:p>
-      <w:pPr>
-        <w:spacing w:lineRule="auto" w:line="360" w:after="0"/>
-        <w:ind w:firstLine="709"/>
-        <w:jc w:val="both"/>
-      </w:pPr>
-      <w:r>
-        <w:rPr>
-          <w:rFonts w:ascii="Times New Roman" w:hAnsi="Times New Roman" w:eastAsia="Times New Roman"/>
-          <w:b w:val="0"/>
-          <w:sz w:val="28"/>
-        </w:rPr>
-        <w:t>Практическое применение экономического анализа находит отражение в деятельности предприятий, банков, государственных органов и международных организаций. Без понимания базовых закономерностей невозможно принимать обоснованные управленческие решения.</w:t>
-      </w:r>
-    </w:p>
-    <w:p>
-      <w:pPr>
-        <w:spacing w:lineRule="auto" w:line="360" w:after="0"/>
-        <w:ind w:firstLine="709"/>
-        <w:jc w:val="both"/>
-      </w:pPr>
-      <w:r>
-        <w:rPr>
-          <w:rFonts w:ascii="Times New Roman" w:hAnsi="Times New Roman" w:eastAsia="Times New Roman"/>
-          <w:b w:val="0"/>
-          <w:sz w:val="28"/>
-        </w:rPr>
-        <w:t>Анализ рассматриваемых экономических категорий позволяет глубже понять логику рыночного механизма. Теоретические модели, несмотря на упрощения, дают ценные ориентиры для интерпретации реальных данных и оценки экономической политики.</w:t>
-      </w:r>
-    </w:p>
-    <w:p>
-      <w:pPr>
-        <w:spacing w:lineRule="auto" w:line="360" w:after="0"/>
-        <w:ind w:firstLine="709"/>
-        <w:jc w:val="both"/>
-      </w:pPr>
-      <w:r>
-        <w:rPr>
-          <w:rFonts w:ascii="Times New Roman" w:hAnsi="Times New Roman" w:eastAsia="Times New Roman"/>
-          <w:b w:val="0"/>
-          <w:sz w:val="28"/>
-        </w:rPr>
-        <w:t>В условиях глобализации и цифровизации экономики традиционные представления о спросе, предложении и равновесии дополняются новыми факторами: электронной коммерцией, платформенными рынками, алгоритмическим ценообразованием.</w:t>
-      </w:r>
-    </w:p>
-    <w:p>
-      <w:pPr>
-        <w:spacing w:lineRule="auto" w:line="360" w:after="0"/>
-        <w:ind w:firstLine="709"/>
-        <w:jc w:val="both"/>
-      </w:pPr>
-      <w:r>
-        <w:rPr>
-          <w:rFonts w:ascii="Times New Roman" w:hAnsi="Times New Roman" w:eastAsia="Times New Roman"/>
-          <w:b w:val="0"/>
-          <w:sz w:val="28"/>
-        </w:rPr>
-        <w:t>Российская экономика характеризуется сочетанием рыночных институтов с сильной ролью государства. Это требует особого внимания к вопросам бюджетной устойчивости, инфляции и социальной защиты населения.</w:t>
-      </w:r>
-    </w:p>
-    <w:p>
-      <w:pPr>
-        <w:spacing w:lineRule="auto" w:line="360" w:after="0"/>
-        <w:ind w:firstLine="709"/>
-        <w:jc w:val="both"/>
-      </w:pPr>
-      <w:r>
-        <w:rPr>
-          <w:rFonts w:ascii="Times New Roman" w:hAnsi="Times New Roman" w:eastAsia="Times New Roman"/>
-          <w:b w:val="0"/>
-          <w:sz w:val="28"/>
-        </w:rPr>
-        <w:t>Практическое применение экономического анализа находит отражение в деятельности предприятий, банков, государственных органов и международных организаций. Без понимания базовых закономерностей невозможно принимать обоснованные управленческие решения.</w:t>
-      </w:r>
-    </w:p>
-    <w:p>
-      <w:pPr>
-        <w:spacing w:lineRule="auto" w:line="360" w:after="0"/>
-        <w:ind w:firstLine="709"/>
-        <w:jc w:val="both"/>
-      </w:pPr>
-      <w:r>
-        <w:rPr>
-          <w:rFonts w:ascii="Times New Roman" w:hAnsi="Times New Roman" w:eastAsia="Times New Roman"/>
-          <w:b w:val="0"/>
-          <w:sz w:val="28"/>
-        </w:rPr>
-        <w:t>Анализ рассматриваемых экономических категорий позволяет глубже понять логику рыночного механизма. Теоретические модели, несмотря на упрощения, дают ценные ориентиры для интерпретации реальных данных и оценки экономической политики.</w:t>
-      </w:r>
-    </w:p>
-    <w:p>
-      <w:pPr>
-        <w:spacing w:lineRule="auto" w:line="360" w:after="0"/>
-        <w:ind w:firstLine="709"/>
-        <w:jc w:val="both"/>
-      </w:pPr>
-      <w:r>
-        <w:rPr>
-          <w:rFonts w:ascii="Times New Roman" w:hAnsi="Times New Roman" w:eastAsia="Times New Roman"/>
-          <w:b w:val="0"/>
-          <w:sz w:val="28"/>
-        </w:rPr>
-        <w:t>В условиях глобализации и цифровизации экономики традиционные представления о спросе, предложении и равновесии дополняются новыми факторами: электронной коммерцией, платформенными рынками, алгоритмическим ценообразованием.</w:t>
-      </w:r>
-    </w:p>
-    <w:p>
-      <w:pPr>
-        <w:spacing w:lineRule="auto" w:line="360" w:after="0"/>
-        <w:ind w:firstLine="709"/>
-        <w:jc w:val="both"/>
-      </w:pPr>
-      <w:r>
-        <w:rPr>
-          <w:rFonts w:ascii="Times New Roman" w:hAnsi="Times New Roman" w:eastAsia="Times New Roman"/>
-          <w:b w:val="0"/>
-          <w:sz w:val="28"/>
-        </w:rPr>
-        <w:t>Российская экономика характеризуется сочетанием рыночных институтов с сильной ролью государства. Это требует особого внимания к вопросам бюджетной устойчивости, инфляции и социальной защиты населения.</w:t>
-      </w:r>
-    </w:p>
-    <w:p>
-      <w:pPr>
-        <w:spacing w:lineRule="auto" w:line="360" w:after="0"/>
-        <w:ind w:firstLine="709"/>
-        <w:jc w:val="both"/>
-      </w:pPr>
-      <w:r>
-        <w:rPr>
-          <w:rFonts w:ascii="Times New Roman" w:hAnsi="Times New Roman" w:eastAsia="Times New Roman"/>
-          <w:b w:val="0"/>
-          <w:sz w:val="28"/>
-        </w:rPr>
-        <w:t>Практическое применение экономического анализа находит отражение в деятельности предприятий, банков, государственных органов и международных организаций. Без понимания базовых закономерностей невозможно принимать обоснованные управленческие решения.</w:t>
-      </w:r>
-    </w:p>
-    <w:p>
-      <w:pPr>
-        <w:spacing w:lineRule="auto" w:line="360" w:after="0"/>
-        <w:ind w:firstLine="709"/>
-        <w:jc w:val="both"/>
-      </w:pPr>
-      <w:r>
-        <w:rPr>
-          <w:rFonts w:ascii="Times New Roman" w:hAnsi="Times New Roman" w:eastAsia="Times New Roman"/>
-          <w:b w:val="0"/>
-          <w:sz w:val="28"/>
-        </w:rPr>
-        <w:t>Анализ рассматриваемых экономических категорий позволяет глубже понять логику рыночного механизма. Теоретические модели, несмотря на упрощения, дают ценные ориентиры для интерпретации реальных данных и оценки экономической политики.</w:t>
-      </w:r>
-    </w:p>
-    <w:p>
-      <w:pPr>
-        <w:spacing w:lineRule="auto" w:line="360" w:after="120"/>
-        <w:ind w:firstLine="0"/>
-        <w:jc w:val="both"/>
-      </w:pPr>
-      <w:r>
-        <w:rPr>
-          <w:rFonts w:ascii="Times New Roman" w:hAnsi="Times New Roman" w:eastAsia="Times New Roman"/>
-          <w:b/>
-          <w:sz w:val="28"/>
-        </w:rPr>
-        <w:t>3. Экономический смысл результата</w:t>
-      </w:r>
-    </w:p>
-    <w:p>
-      <w:pPr>
-        <w:spacing w:lineRule="auto" w:line="360" w:after="0"/>
-        <w:ind w:firstLine="709"/>
-        <w:jc w:val="both"/>
-      </w:pPr>
-      <w:r>
-        <w:rPr>
-          <w:rFonts w:ascii="Times New Roman" w:hAnsi="Times New Roman" w:eastAsia="Times New Roman"/>
-          <w:b w:val="0"/>
-          <w:sz w:val="28"/>
-        </w:rPr>
-        <w:t>Снижение равновесной цены увеличивает объём потребления и может повысить общественное благосостояние за счёт роста излишка потребителя. Производители, однако, получают меньшую выручку с единицы продукции.</w:t>
-      </w:r>
-    </w:p>
-    <w:p>
-      <w:pPr>
-        <w:spacing w:lineRule="auto" w:line="360" w:after="0"/>
-        <w:ind w:firstLine="709"/>
-        <w:jc w:val="both"/>
-      </w:pPr>
-      <w:r>
-        <w:rPr>
-          <w:rFonts w:ascii="Times New Roman" w:hAnsi="Times New Roman" w:eastAsia="Times New Roman"/>
-          <w:b w:val="0"/>
-          <w:sz w:val="28"/>
-        </w:rPr>
-        <w:t>В реальной экономике увеличение предложения может быть связано с урожайным годом, вводом новых мощностей, либерализацией внешней торговли. Каждый такой фактор требует отдельного анализа.</w:t>
-      </w:r>
-    </w:p>
-    <w:p>
-      <w:pPr>
-        <w:spacing w:lineRule="auto" w:line="360" w:after="0"/>
-        <w:ind w:firstLine="709"/>
-        <w:jc w:val="both"/>
-      </w:pPr>
-      <w:r>
-        <w:rPr>
-          <w:rFonts w:ascii="Times New Roman" w:hAnsi="Times New Roman" w:eastAsia="Times New Roman"/>
-          <w:b w:val="0"/>
-          <w:sz w:val="28"/>
-        </w:rPr>
-        <w:t>Модель демонстрирует важность инвестиций в производство и технологии: расширение предложения способствует сдерживанию инфляции и повышению доступности товаров.</w:t>
-      </w:r>
-    </w:p>
-    <w:p>
-      <w:pPr>
-        <w:spacing w:lineRule="auto" w:line="360" w:after="0"/>
-        <w:ind w:firstLine="709"/>
-        <w:jc w:val="both"/>
-      </w:pPr>
-      <w:r>
-        <w:rPr>
-          <w:rFonts w:ascii="Times New Roman" w:hAnsi="Times New Roman" w:eastAsia="Times New Roman"/>
-          <w:b w:val="0"/>
-          <w:sz w:val="28"/>
-        </w:rPr>
-        <w:t>Практическое применение экономического анализа находит отражение в деятельности предприятий, банков, государственных органов и международных организаций. Без понимания базовых закономерностей невозможно принимать обоснованные управленческие решения.</w:t>
-      </w:r>
-    </w:p>
-    <w:p>
-      <w:pPr>
-        <w:spacing w:lineRule="auto" w:line="360" w:after="0"/>
-        <w:ind w:firstLine="709"/>
-        <w:jc w:val="both"/>
-      </w:pPr>
-      <w:r>
-        <w:rPr>
-          <w:rFonts w:ascii="Times New Roman" w:hAnsi="Times New Roman" w:eastAsia="Times New Roman"/>
-          <w:b w:val="0"/>
-          <w:sz w:val="28"/>
-        </w:rPr>
-        <w:t>Анализ рассматриваемых экономических категорий позволяет глубже понять логику рыночного механизма. Теоретические модели, несмотря на упрощения, дают ценные ориентиры для интерпретации реальных данных и оценки экономической политики.</w:t>
-      </w:r>
-    </w:p>
-    <w:p>
-      <w:pPr>
-        <w:spacing w:lineRule="auto" w:line="360" w:after="0"/>
-        <w:ind w:firstLine="709"/>
-        <w:jc w:val="both"/>
-      </w:pPr>
-      <w:r>
-        <w:rPr>
-          <w:rFonts w:ascii="Times New Roman" w:hAnsi="Times New Roman" w:eastAsia="Times New Roman"/>
-          <w:b w:val="0"/>
-          <w:sz w:val="28"/>
-        </w:rPr>
-        <w:t>В условиях глобализации и цифровизации экономики традиционные представления о спросе, предложении и равновесии дополняются новыми факторами: электронной коммерцией, платформенными рынками, алгоритмическим ценообразованием.</w:t>
-      </w:r>
-    </w:p>
-    <w:p>
-      <w:pPr>
-        <w:spacing w:lineRule="auto" w:line="360" w:after="0"/>
-        <w:ind w:firstLine="709"/>
-        <w:jc w:val="both"/>
-      </w:pPr>
-      <w:r>
-        <w:rPr>
-          <w:rFonts w:ascii="Times New Roman" w:hAnsi="Times New Roman" w:eastAsia="Times New Roman"/>
-          <w:b w:val="0"/>
-          <w:sz w:val="28"/>
-        </w:rPr>
-        <w:t>Российская экономика характеризуется сочетанием рыночных институтов с сильной ролью государства. Это требует особого внимания к вопросам бюджетной устойчивости, инфляции и социальной защиты населения.</w:t>
-      </w:r>
-    </w:p>
-    <w:p>
-      <w:pPr>
-        <w:spacing w:lineRule="auto" w:line="360" w:after="0"/>
-        <w:ind w:firstLine="709"/>
-        <w:jc w:val="both"/>
-      </w:pPr>
-      <w:r>
-        <w:rPr>
-          <w:rFonts w:ascii="Times New Roman" w:hAnsi="Times New Roman" w:eastAsia="Times New Roman"/>
-          <w:b w:val="0"/>
-          <w:sz w:val="28"/>
-        </w:rPr>
-        <w:t>Практическое применение экономического анализа находит отражение в деятельности предприятий, банков, государственных органов и международных организаций. Без понимания базовых закономерностей невозможно принимать обоснованные управленческие решения.</w:t>
-      </w:r>
-    </w:p>
-    <w:p>
-      <w:pPr>
-        <w:spacing w:lineRule="auto" w:line="360" w:after="0"/>
-        <w:ind w:firstLine="709"/>
-        <w:jc w:val="both"/>
-      </w:pPr>
-      <w:r>
-        <w:rPr>
-          <w:rFonts w:ascii="Times New Roman" w:hAnsi="Times New Roman" w:eastAsia="Times New Roman"/>
-          <w:b w:val="0"/>
-          <w:sz w:val="28"/>
-        </w:rPr>
-        <w:t>Анализ рассматриваемых экономических категорий позволяет глубже понять логику рыночного механизма. Теоретические модели, несмотря на упрощения, дают ценные ориентиры для интерпретации реальных данных и оценки экономической политики.</w:t>
-      </w:r>
-    </w:p>
-    <w:p>
-      <w:pPr>
-        <w:spacing w:lineRule="auto" w:line="360" w:after="0"/>
-        <w:ind w:firstLine="709"/>
-        <w:jc w:val="both"/>
-      </w:pPr>
-      <w:r>
-        <w:rPr>
-          <w:rFonts w:ascii="Times New Roman" w:hAnsi="Times New Roman" w:eastAsia="Times New Roman"/>
-          <w:b w:val="0"/>
-          <w:sz w:val="28"/>
-        </w:rPr>
-        <w:t>В условиях глобализации и цифровизации экономики традиционные представления о спросе, предложении и равновесии дополняются новыми факторами: электронной коммерцией, платформенными рынками, алгоритмическим ценообразованием.</w:t>
-      </w:r>
-    </w:p>
-    <w:p>
-      <w:pPr>
-        <w:spacing w:lineRule="auto" w:line="360" w:after="0"/>
-        <w:ind w:firstLine="709"/>
-        <w:jc w:val="both"/>
-      </w:pPr>
-      <w:r>
-        <w:rPr>
-          <w:rFonts w:ascii="Times New Roman" w:hAnsi="Times New Roman" w:eastAsia="Times New Roman"/>
-          <w:b w:val="0"/>
-          <w:sz w:val="28"/>
-        </w:rPr>
-        <w:t>Российская экономика характеризуется сочетанием рыночных институтов с сильной ролью государства. Это требует особого внимания к вопросам бюджетной устойчивости, инфляции и социальной защиты населения.</w:t>
-      </w:r>
-    </w:p>
-    <w:p>
-      <w:pPr>
-        <w:spacing w:lineRule="auto" w:line="360" w:after="0"/>
-        <w:ind w:firstLine="709"/>
-        <w:jc w:val="both"/>
-      </w:pPr>
-      <w:r>
-        <w:rPr>
-          <w:rFonts w:ascii="Times New Roman" w:hAnsi="Times New Roman" w:eastAsia="Times New Roman"/>
-          <w:b w:val="0"/>
-          <w:sz w:val="28"/>
-        </w:rPr>
-        <w:t>Практическое применение экономического анализа находит отражение в деятельности предприятий, банков, государственных органов и международных организаций. Без понимания базовых закономерностей невозможно принимать обоснованные управленческие решения.</w:t>
-      </w:r>
-    </w:p>
-    <w:p>
-      <w:pPr>
-        <w:spacing w:lineRule="auto" w:line="360" w:after="0"/>
-        <w:ind w:firstLine="709"/>
-        <w:jc w:val="both"/>
-      </w:pPr>
-      <w:r>
-        <w:rPr>
-          <w:rFonts w:ascii="Times New Roman" w:hAnsi="Times New Roman" w:eastAsia="Times New Roman"/>
-          <w:b w:val="0"/>
-          <w:sz w:val="28"/>
-        </w:rPr>
-        <w:t>Анализ рассматриваемых экономических категорий позволяет глубже понять логику рыночного механизма. Теоретические модели, несмотря на упрощения, дают ценные ориентиры для интерпретации реальных данных и оценки экономической политики.</w:t>
-      </w:r>
-    </w:p>
-    <w:p>
-      <w:pPr>
-        <w:spacing w:lineRule="auto" w:line="360" w:after="0"/>
-        <w:ind w:firstLine="709"/>
-        <w:jc w:val="both"/>
-      </w:pPr>
-      <w:r>
-        <w:rPr>
-          <w:rFonts w:ascii="Times New Roman" w:hAnsi="Times New Roman" w:eastAsia="Times New Roman"/>
-          <w:b w:val="0"/>
-          <w:sz w:val="28"/>
-        </w:rPr>
-        <w:t>В условиях глобализации и цифровизации экономики традиционные представления о спросе, предложении и равновесии дополняются новыми факторами: электронной коммерцией, платформенными рынками, алгоритмическим ценообразованием.</w:t>
-      </w:r>
-    </w:p>
-    <w:p>
-      <w:pPr>
-        <w:spacing w:lineRule="auto" w:line="360" w:after="0"/>
-        <w:ind w:firstLine="709"/>
-        <w:jc w:val="both"/>
-      </w:pPr>
-      <w:r>
-        <w:rPr>
-          <w:rFonts w:ascii="Times New Roman" w:hAnsi="Times New Roman" w:eastAsia="Times New Roman"/>
-          <w:b w:val="0"/>
-          <w:sz w:val="28"/>
-        </w:rPr>
-        <w:t>Российская экономика характеризуется сочетанием рыночных институтов с сильной ролью государства. Это требует особого внимания к вопросам бюджетной устойчивости, инфляции и социальной защиты населения.</w:t>
-      </w:r>
-    </w:p>
-    <w:p>
-      <w:pPr>
-        <w:spacing w:lineRule="auto" w:line="360" w:after="0"/>
-        <w:ind w:firstLine="709"/>
-        <w:jc w:val="both"/>
-      </w:pPr>
-      <w:r>
-        <w:rPr>
-          <w:rFonts w:ascii="Times New Roman" w:hAnsi="Times New Roman" w:eastAsia="Times New Roman"/>
-          <w:b w:val="0"/>
-          <w:sz w:val="28"/>
-        </w:rPr>
-        <w:t>Практическое применение экономического анализа находит отражение в деятельности предприятий, банков, государственных органов и международных организаций. Без понимания базовых закономерностей невозможно принимать обоснованные управленческие решения.</w:t>
-      </w:r>
-    </w:p>
-    <w:p>
-      <w:pPr>
-        <w:spacing w:lineRule="auto" w:line="360" w:after="0"/>
-        <w:ind w:firstLine="709"/>
-        <w:jc w:val="both"/>
-      </w:pPr>
-      <w:r>
-        <w:rPr>
-          <w:rFonts w:ascii="Times New Roman" w:hAnsi="Times New Roman" w:eastAsia="Times New Roman"/>
-          <w:b w:val="0"/>
-          <w:sz w:val="28"/>
-        </w:rPr>
-        <w:t>Анализ рассматриваемых экономических категорий позволяет глубже понять логику рыночного механизма. Теоретические модели, несмотря на упрощения, дают ценные ориентиры для интерпретации реальных данных и оценки экономической политики.</w:t>
-      </w:r>
-    </w:p>
-    <w:p>
-      <w:pPr>
-        <w:spacing w:lineRule="auto" w:line="360" w:after="0"/>
-        <w:ind w:firstLine="709"/>
-        <w:jc w:val="both"/>
-      </w:pPr>
-      <w:r>
-        <w:rPr>
-          <w:rFonts w:ascii="Times New Roman" w:hAnsi="Times New Roman" w:eastAsia="Times New Roman"/>
-          <w:b w:val="0"/>
-          <w:sz w:val="28"/>
-        </w:rPr>
-        <w:t>В условиях глобализации и цифровизации экономики традиционные представления о спросе, предложении и равновесии дополняются новыми факторами: электронной коммерцией, платформенными рынками, алгоритмическим ценообразованием.</w:t>
-      </w:r>
-    </w:p>
-    <w:p>
-      <w:pPr>
-        <w:spacing w:lineRule="auto" w:line="360" w:after="120"/>
-        <w:ind w:firstLine="0"/>
-        <w:jc w:val="both"/>
-      </w:pPr>
-      <w:r>
-        <w:rPr>
-          <w:rFonts w:ascii="Times New Roman" w:hAnsi="Times New Roman" w:eastAsia="Times New Roman"/>
-          <w:b/>
-          <w:sz w:val="28"/>
-        </w:rPr>
-        <w:t>Заключение</w:t>
-      </w:r>
-    </w:p>
-    <w:p>
-      <w:pPr>
-        <w:spacing w:lineRule="auto" w:line="360" w:after="0"/>
-        <w:ind w:firstLine="709"/>
-        <w:jc w:val="both"/>
-      </w:pPr>
-      <w:r>
-        <w:rPr>
-          <w:rFonts w:ascii="Times New Roman" w:hAnsi="Times New Roman" w:eastAsia="Times New Roman"/>
-          <w:b w:val="0"/>
-          <w:sz w:val="28"/>
-        </w:rPr>
-        <w:t>Таким образом, рассмотренная тема занимает важное место в системе экономической теории и имеет непосредственное практическое значение. Полученные теоретические выводы подтверждаются решением прикладных задач и позволяют более точно оценивать рыночные процессы.</w:t>
-      </w:r>
-    </w:p>
-    <w:p>
-      <w:pPr>
-        <w:spacing w:lineRule="auto" w:line="360" w:after="0"/>
-        <w:ind w:firstLine="709"/>
-        <w:jc w:val="both"/>
-      </w:pPr>
-      <w:r>
-        <w:rPr>
-          <w:rFonts w:ascii="Times New Roman" w:hAnsi="Times New Roman" w:eastAsia="Times New Roman"/>
-          <w:b w:val="0"/>
-          <w:sz w:val="28"/>
-        </w:rPr>
-        <w:t>Знание основ микро- и макроэкономического анализа необходимо не только специалистам-экономистам, но и всем участникам рыночных отношений. Оно способствует принятию обоснованных решений, пониманию последствий изменения цен, доходов, налогов и государственных расходов.</w:t>
-      </w:r>
-    </w:p>
-    <w:p>
-      <w:pPr>
-        <w:spacing w:lineRule="auto" w:line="360" w:after="0"/>
-        <w:ind w:firstLine="709"/>
-        <w:jc w:val="both"/>
-      </w:pPr>
-      <w:r>
-        <w:rPr>
-          <w:rFonts w:ascii="Times New Roman" w:hAnsi="Times New Roman" w:eastAsia="Times New Roman"/>
-          <w:b w:val="0"/>
-          <w:sz w:val="28"/>
-        </w:rPr>
-        <w:t>Дальнейшее изучение темы предполагает углублённый анализ эмпирических данных, сопоставление теоретических моделей с реальной экономической политикой и учёт институциональных особенностей российской экономики.</w:t>
-      </w:r>
-    </w:p>
-    <w:p>
-      <w:pPr>
-        <w:spacing w:lineRule="auto" w:line="360" w:after="0"/>
-        <w:ind w:firstLine="709"/>
-        <w:jc w:val="both"/>
-      </w:pPr>
-      <w:r>
-        <w:rPr>
-          <w:rFonts w:ascii="Times New Roman" w:hAnsi="Times New Roman" w:eastAsia="Times New Roman"/>
-          <w:b w:val="0"/>
-          <w:sz w:val="28"/>
-        </w:rPr>
-        <w:t>Анализ рассматриваемых экономических категорий позволяет глубже понять логику рыночного механизма. Теоретические модели, несмотря на упрощения, дают ценные ориентиры для интерпретации реальных данных и оценки экономической политики.</w:t>
-      </w:r>
-    </w:p>
-    <w:p>
-      <w:pPr>
-        <w:spacing w:lineRule="auto" w:line="360" w:after="0"/>
-        <w:ind w:firstLine="709"/>
-        <w:jc w:val="both"/>
-      </w:pPr>
-      <w:r>
-        <w:rPr>
-          <w:rFonts w:ascii="Times New Roman" w:hAnsi="Times New Roman" w:eastAsia="Times New Roman"/>
-          <w:b w:val="0"/>
-          <w:sz w:val="28"/>
-        </w:rPr>
-        <w:t>В условиях глобализации и цифровизации экономики традиционные представления о спросе, предложении и равновесии дополняются новыми факторами: электронной коммерцией, платформенными рынками, алгоритмическим ценообразованием.</w:t>
-      </w:r>
-    </w:p>
-    <w:p>
-      <w:pPr>
-        <w:spacing w:lineRule="auto" w:line="360" w:after="0"/>
-        <w:ind w:firstLine="709"/>
-        <w:jc w:val="both"/>
-      </w:pPr>
-      <w:r>
-        <w:rPr>
-          <w:rFonts w:ascii="Times New Roman" w:hAnsi="Times New Roman" w:eastAsia="Times New Roman"/>
-          <w:b w:val="0"/>
-          <w:sz w:val="28"/>
-        </w:rPr>
-        <w:t>Российская экономика характеризуется сочетанием рыночных институтов с сильной ролью государства. Это требует особого внимания к вопросам бюджетной устойчивости, инфляции и социальной защиты населения.</w:t>
-      </w:r>
-    </w:p>
-    <w:p>
-      <w:pPr>
-        <w:spacing w:lineRule="auto" w:line="360" w:after="0"/>
-        <w:ind w:firstLine="709"/>
-        <w:jc w:val="both"/>
-      </w:pPr>
-      <w:r>
-        <w:rPr>
-          <w:rFonts w:ascii="Times New Roman" w:hAnsi="Times New Roman" w:eastAsia="Times New Roman"/>
-          <w:b w:val="0"/>
-          <w:sz w:val="28"/>
-        </w:rPr>
-        <w:t>Практическое применение экономического анализа находит отражение в деятельности предприятий, банков, государственных органов и международных организаций. Без понимания базовых закономерностей невозможно принимать обоснованные управленческие решения.</w:t>
-      </w:r>
-    </w:p>
-    <w:p>
-      <w:pPr>
-        <w:spacing w:lineRule="auto" w:line="360" w:after="0"/>
-        <w:ind w:firstLine="709"/>
-        <w:jc w:val="both"/>
-      </w:pPr>
-      <w:r>
-        <w:rPr>
-          <w:rFonts w:ascii="Times New Roman" w:hAnsi="Times New Roman" w:eastAsia="Times New Roman"/>
-          <w:b w:val="0"/>
-          <w:sz w:val="28"/>
-        </w:rPr>
-        <w:t>Анализ рассматриваемых экономических категорий позволяет глубже понять логику рыночного механизма. Теоретические модели, несмотря на упрощения, дают ценные ориентиры для интерпретации реальных данных и оценки экономической политики.</w:t>
-      </w:r>
-    </w:p>
-    <w:p>
-      <w:pPr>
-        <w:spacing w:lineRule="auto" w:line="360" w:after="0"/>
-        <w:ind w:firstLine="709"/>
-        <w:jc w:val="both"/>
-      </w:pPr>
-      <w:r>
-        <w:rPr>
-          <w:rFonts w:ascii="Times New Roman" w:hAnsi="Times New Roman" w:eastAsia="Times New Roman"/>
-          <w:b w:val="0"/>
-          <w:sz w:val="28"/>
-        </w:rPr>
-        <w:t>В условиях глобализации и цифровизации экономики традиционные представления о спросе, предложении и равновесии дополняются новыми факторами: электронной коммерцией, платформенными рынками, алгоритмическим ценообразованием.</w:t>
-      </w:r>
-    </w:p>
-    <w:p>
-      <w:pPr>
-        <w:spacing w:lineRule="auto" w:line="360" w:after="0"/>
-        <w:ind w:firstLine="709"/>
-        <w:jc w:val="both"/>
-      </w:pPr>
-      <w:r>
-        <w:rPr>
-          <w:rFonts w:ascii="Times New Roman" w:hAnsi="Times New Roman" w:eastAsia="Times New Roman"/>
-          <w:b w:val="0"/>
-          <w:sz w:val="28"/>
-        </w:rPr>
-        <w:t>Российская экономика характеризуется сочетанием рыночных институтов с сильной ролью государства. Это требует особого внимания к вопросам бюджетной устойчивости, инфляции и социальной защиты населения.</w:t>
-      </w:r>
-    </w:p>
-    <w:p>
-      <w:pPr>
-        <w:spacing w:lineRule="auto" w:line="360" w:after="0"/>
-        <w:ind w:firstLine="709"/>
-        <w:jc w:val="both"/>
-      </w:pPr>
-      <w:r>
-        <w:rPr>
-          <w:rFonts w:ascii="Times New Roman" w:hAnsi="Times New Roman" w:eastAsia="Times New Roman"/>
-          <w:b w:val="0"/>
-          <w:sz w:val="28"/>
-        </w:rPr>
-        <w:t>Практическое применение экономического анализа находит отражение в деятельности предприятий, банков, государственных органов и международных организаций. Без понимания базовых закономерностей невозможно принимать обоснованные управленческие решения.</w:t>
-      </w:r>
-    </w:p>
-    <w:p>
-      <w:pPr>
-        <w:spacing w:lineRule="auto" w:line="360" w:after="0"/>
-        <w:ind w:firstLine="709"/>
-        <w:jc w:val="both"/>
-      </w:pPr>
-      <w:r>
-        <w:rPr>
-          <w:rFonts w:ascii="Times New Roman" w:hAnsi="Times New Roman" w:eastAsia="Times New Roman"/>
-          <w:b w:val="0"/>
-          <w:sz w:val="28"/>
-        </w:rPr>
-        <w:t>Анализ рассматриваемых экономических категорий позволяет глубже понять логику рыночного механизма. Теоретические модели, несмотря на упрощения, дают ценные ориентиры для интерпретации реальных данных и оценки экономической политики.</w:t>
-      </w:r>
-    </w:p>
-    <w:p>
-      <w:pPr>
-        <w:spacing w:lineRule="auto" w:line="360" w:after="0"/>
-        <w:ind w:firstLine="709"/>
-        <w:jc w:val="both"/>
-      </w:pPr>
-      <w:r>
-        <w:rPr>
-          <w:rFonts w:ascii="Times New Roman" w:hAnsi="Times New Roman" w:eastAsia="Times New Roman"/>
-          <w:b w:val="0"/>
-          <w:sz w:val="28"/>
-        </w:rPr>
-        <w:t>В условиях глобализации и цифровизации экономики традиционные представления о спросе, предложении и равновесии дополняются новыми факторами: электронной коммерцией, платформенными рынками, алгоритмическим ценообразованием.</w:t>
-      </w:r>
-    </w:p>
-    <w:p>
-      <w:pPr>
-        <w:spacing w:lineRule="auto" w:line="360" w:after="0"/>
-        <w:ind w:firstLine="709"/>
-        <w:jc w:val="both"/>
-      </w:pPr>
-      <w:r>
-        <w:rPr>
-          <w:rFonts w:ascii="Times New Roman" w:hAnsi="Times New Roman" w:eastAsia="Times New Roman"/>
-          <w:b w:val="0"/>
-          <w:sz w:val="28"/>
-        </w:rPr>
-        <w:t>Российская экономика характеризуется сочетанием рыночных институтов с сильной ролью государства. Это требует особого внимания к вопросам бюджетной устойчивости, инфляции и социальной защиты населения.</w:t>
-      </w:r>
-    </w:p>
-    <w:p>
-      <w:pPr>
-        <w:spacing w:lineRule="auto" w:line="360" w:after="0"/>
-        <w:ind w:firstLine="709"/>
-        <w:jc w:val="both"/>
-      </w:pPr>
-      <w:r>
-        <w:rPr>
-          <w:rFonts w:ascii="Times New Roman" w:hAnsi="Times New Roman" w:eastAsia="Times New Roman"/>
-          <w:b w:val="0"/>
-          <w:sz w:val="28"/>
-        </w:rPr>
-        <w:t>Практическое применение экономического анализа находит отражение в деятельности предприятий, банков, государственных органов и международных организаций. Без понимания базовых закономерностей невозможно принимать обоснованные управленческие решения.</w:t>
-      </w:r>
-    </w:p>
-    <w:p>
-      <w:pPr>
-        <w:spacing w:lineRule="auto" w:line="360" w:after="0"/>
-        <w:ind w:firstLine="709"/>
-        <w:jc w:val="both"/>
-      </w:pPr>
-      <w:r>
-        <w:rPr>
-          <w:rFonts w:ascii="Times New Roman" w:hAnsi="Times New Roman" w:eastAsia="Times New Roman"/>
-          <w:b w:val="0"/>
-          <w:sz w:val="28"/>
-        </w:rPr>
-        <w:t>Анализ рассматриваемых экономических категорий позволяет глубже понять логику рыночного механизма. Теоретические модели, несмотря на упрощения, дают ценные ориентиры для интерпретации реальных данных и оценки экономической политики.</w:t>
-      </w:r>
-    </w:p>
-    <w:p>
-      <w:pPr>
-        <w:spacing w:lineRule="auto" w:line="360" w:after="0"/>
-        <w:ind w:firstLine="709"/>
-        <w:jc w:val="both"/>
-      </w:pPr>
-      <w:r>
-        <w:rPr>
-          <w:rFonts w:ascii="Times New Roman" w:hAnsi="Times New Roman" w:eastAsia="Times New Roman"/>
-          <w:b w:val="0"/>
-          <w:sz w:val="28"/>
-        </w:rPr>
-        <w:t>В условиях глобализации и цифровизации экономики традиционные представления о спросе, предложении и равновесии дополняются новыми факторами: электронной коммерцией, платформенными рынками, алгоритмическим ценообразованием.</w:t>
-      </w:r>
-    </w:p>
-    <w:p>
-      <w:pPr>
-        <w:spacing w:lineRule="auto" w:line="360" w:after="0"/>
-        <w:ind w:firstLine="709"/>
-        <w:jc w:val="both"/>
-      </w:pPr>
-      <w:r>
-        <w:rPr>
-          <w:rFonts w:ascii="Times New Roman" w:hAnsi="Times New Roman" w:eastAsia="Times New Roman"/>
-          <w:b w:val="0"/>
-          <w:sz w:val="28"/>
-        </w:rPr>
-        <w:t>Российская экономика характеризуется сочетанием рыночных институтов с сильной ролью государства. Это требует особого внимания к вопросам бюджетной устойчивости, инфляции и социальной защиты населения.</w:t>
-      </w:r>
-    </w:p>
-    <w:p>
-      <w:pPr>
-        <w:spacing w:lineRule="auto" w:line="360" w:after="120"/>
-        <w:ind w:firstLine="0"/>
-        <w:jc w:val="both"/>
-      </w:pPr>
-      <w:r>
-        <w:rPr>
-          <w:rFonts w:ascii="Times New Roman" w:hAnsi="Times New Roman" w:eastAsia="Times New Roman"/>
-          <w:b/>
-          <w:sz w:val="28"/>
-        </w:rPr>
-        <w:t>Список литературы</w:t>
-      </w:r>
-    </w:p>
-    <w:p>
-      <w:pPr>
-        <w:spacing w:lineRule="auto" w:line="360" w:after="0"/>
-        <w:ind w:firstLine="709"/>
-        <w:jc w:val="both"/>
-      </w:pPr>
-      <w:r>
-        <w:rPr>
-          <w:rFonts w:ascii="Times New Roman" w:hAnsi="Times New Roman" w:eastAsia="Times New Roman"/>
-          <w:b w:val="0"/>
-          <w:sz w:val="28"/>
-        </w:rPr>
-        <w:t>1. Налоговая политика и налогообложение в Российской Федерации: учебник / под ред. Н.И. Безруковой. — М.: Юрайт, 2023.</w:t>
-      </w:r>
-    </w:p>
-    <w:p>
-      <w:pPr>
-        <w:spacing w:lineRule="auto" w:line="360" w:after="0"/>
-        <w:ind w:firstLine="709"/>
-        <w:jc w:val="both"/>
-      </w:pPr>
-      <w:r>
-        <w:rPr>
-          <w:rFonts w:ascii="Times New Roman" w:hAnsi="Times New Roman" w:eastAsia="Times New Roman"/>
-          <w:b w:val="0"/>
-          <w:sz w:val="28"/>
-        </w:rPr>
-        <w:t>2. Микроэкономика: учебник / под ред. Г.О. Громова. — М.: Юрайт, 2024.</w:t>
-      </w:r>
-    </w:p>
-    <w:p>
-      <w:pPr>
-        <w:spacing w:lineRule="auto" w:line="360" w:after="0"/>
-        <w:ind w:firstLine="709"/>
-        <w:jc w:val="both"/>
-      </w:pPr>
-      <w:r>
-        <w:rPr>
-          <w:rFonts w:ascii="Times New Roman" w:hAnsi="Times New Roman" w:eastAsia="Times New Roman"/>
-          <w:b w:val="0"/>
-          <w:sz w:val="28"/>
-        </w:rPr>
-        <w:t>3. Макроэкономика: учебник / под ред. В.Е. Макарова. — М.: ИНФРА-М, 2023.</w:t>
-      </w:r>
-    </w:p>
-    <w:p>
-      <w:pPr>
-        <w:spacing w:lineRule="auto" w:line="360" w:after="0"/>
-        <w:ind w:firstLine="709"/>
-        <w:jc w:val="both"/>
-      </w:pPr>
-      <w:r>
-        <w:rPr>
-          <w:rFonts w:ascii="Times New Roman" w:hAnsi="Times New Roman" w:eastAsia="Times New Roman"/>
-          <w:b w:val="0"/>
-          <w:sz w:val="28"/>
-        </w:rPr>
-        <w:t>4. Экономическая теория: учебник / под ред. А.С. Булатова. — М.: Юрайт, 2024.</w:t>
-      </w:r>
-    </w:p>
-    <w:p>
-      <w:pPr>
-        <w:spacing w:lineRule="auto" w:line="360" w:after="0"/>
-        <w:ind w:firstLine="709"/>
-        <w:jc w:val="both"/>
-      </w:pPr>
-      <w:r>
-        <w:rPr>
-          <w:rFonts w:ascii="Times New Roman" w:hAnsi="Times New Roman" w:eastAsia="Times New Roman"/>
-          <w:b w:val="0"/>
-          <w:sz w:val="28"/>
-        </w:rPr>
-        <w:t>5. Рынок и рыночная экономика: учебное пособие / под ред. О.В. Григорьевой. — СПб.: СЗИУ РАНХиГС, 2022.</w:t>
+        <w:t>Ответ: равновесная цена — 3,33 ден. ед., равновесное количество — 20 кг.</w:t>
       </w:r>
     </w:p>
     <w:sectPr>
